--- a/docs/developer-guide.docx
+++ b/docs/developer-guide.docx
@@ -291,7 +291,7 @@
         <w:rPr>
           <w:rStyle w:val="CommentTok"/>
         </w:rPr>
-        <w:t xml:space="preserve"># expected: 150+ tests passing</w:t>
+        <w:t xml:space="preserve"># expected: 184+ tests passing</w:t>
       </w:r>
       <w:r>
         <w:br/>
@@ -484,7 +484,7 @@
         <w:rPr>
           <w:rStyle w:val="CommentTok"/>
         </w:rPr>
-        <w:t xml:space="preserve"># all 150+ tests</w:t>
+        <w:t xml:space="preserve"># all 184+ tests</w:t>
       </w:r>
       <w:r>
         <w:br/>
@@ -1177,6 +1177,99 @@
           </w:p>
         </w:tc>
       </w:tr>
+      <w:tr>
+        <w:tc>
+          <w:tcPr/>
+          <w:p>
+            <w:pPr>
+              <w:pStyle w:val="Compact"/>
+            </w:pPr>
+            <w:r>
+              <w:rPr>
+                <w:rStyle w:val="VerbatimChar"/>
+              </w:rPr>
+              <w:t xml:space="preserve">test_v311_bugfixes.py</w:t>
+            </w:r>
+          </w:p>
+        </w:tc>
+        <w:tc>
+          <w:tcPr/>
+          <w:p>
+            <w:pPr>
+              <w:pStyle w:val="Compact"/>
+            </w:pPr>
+            <w:r>
+              <w:t xml:space="preserve">v3.1.1 regressions:</w:t>
+            </w:r>
+            <w:r>
+              <w:t xml:space="preserve"> </w:t>
+            </w:r>
+            <w:r>
+              <w:rPr>
+                <w:rStyle w:val="VerbatimChar"/>
+              </w:rPr>
+              <w:t xml:space="preserve">oauthClientId</w:t>
+            </w:r>
+            <w:r>
+              <w:t xml:space="preserve">,</w:t>
+            </w:r>
+            <w:r>
+              <w:t xml:space="preserve"> </w:t>
+            </w:r>
+            <w:r>
+              <w:rPr>
+                <w:rStyle w:val="VerbatimChar"/>
+              </w:rPr>
+              <w:t xml:space="preserve">lastRun</w:t>
+            </w:r>
+            <w:r>
+              <w:t xml:space="preserve"> </w:t>
+            </w:r>
+            <w:r>
+              <w:t xml:space="preserve">source path, default URIs, cert-path validation</w:t>
+            </w:r>
+          </w:p>
+        </w:tc>
+      </w:tr>
+      <w:tr>
+        <w:tc>
+          <w:tcPr/>
+          <w:p>
+            <w:pPr>
+              <w:pStyle w:val="Compact"/>
+            </w:pPr>
+            <w:r>
+              <w:rPr>
+                <w:rStyle w:val="VerbatimChar"/>
+              </w:rPr>
+              <w:t xml:space="preserve">test_v32_improvements.py</w:t>
+            </w:r>
+          </w:p>
+        </w:tc>
+        <w:tc>
+          <w:tcPr/>
+          <w:p>
+            <w:pPr>
+              <w:pStyle w:val="Compact"/>
+            </w:pPr>
+            <w:r>
+              <w:t xml:space="preserve">v3.2 regressions: multi-chunk download, Retry-After floor, import polling, name resolution, audit retention,</w:t>
+            </w:r>
+            <w:r>
+              <w:t xml:space="preserve"> </w:t>
+            </w:r>
+            <w:r>
+              <w:rPr>
+                <w:rStyle w:val="VerbatimChar"/>
+              </w:rPr>
+              <w:t xml:space="preserve">--limit</w:t>
+            </w:r>
+            <w:r>
+              <w:t xml:space="preserve">, init wizard</w:t>
+            </w:r>
+          </w:p>
+        </w:tc>
+      </w:tr>
     </w:tbl>
     <w:bookmarkEnd w:id="14"/>
     <w:bookmarkStart w:id="15" w:name="Xd64d2a6853cb6b4f3454885d997ca5d842ae400"/>
@@ -1535,7 +1628,7 @@
           <w:b/>
           <w:bCs/>
         </w:rPr>
-        <w:t xml:space="preserve">Use the</w:t>
+        <w:t xml:space="preserve">Use the shared</w:t>
       </w:r>
       <w:r>
         <w:rPr>
@@ -1550,7 +1643,7 @@
           <w:b/>
           <w:bCs/>
         </w:rPr>
-        <w:t xml:space="preserve">_make_client()</w:t>
+        <w:t xml:space="preserve">make_client()</w:t>
       </w:r>
       <w:r>
         <w:rPr>
@@ -1564,13 +1657,57 @@
           <w:b/>
           <w:bCs/>
         </w:rPr>
-        <w:t xml:space="preserve">helper</w:t>
-      </w:r>
-      <w:r>
-        <w:t xml:space="preserve"> </w:t>
-      </w:r>
-      <w:r>
-        <w:t xml:space="preserve">(defined per test module) to construct</w:t>
+        <w:t xml:space="preserve">/</w:t>
+      </w:r>
+      <w:r>
+        <w:rPr>
+          <w:b/>
+          <w:bCs/>
+        </w:rPr>
+        <w:t xml:space="preserve"> </w:t>
+      </w:r>
+      <w:r>
+        <w:rPr>
+          <w:rStyle w:val="VerbatimChar"/>
+          <w:b/>
+          <w:bCs/>
+        </w:rPr>
+        <w:t xml:space="preserve">make_token()</w:t>
+      </w:r>
+      <w:r>
+        <w:rPr>
+          <w:b/>
+          <w:bCs/>
+        </w:rPr>
+        <w:t xml:space="preserve"> </w:t>
+      </w:r>
+      <w:r>
+        <w:rPr>
+          <w:b/>
+          <w:bCs/>
+        </w:rPr>
+        <w:t xml:space="preserve">helpers from</w:t>
+      </w:r>
+      <w:r>
+        <w:rPr>
+          <w:b/>
+          <w:bCs/>
+        </w:rPr>
+        <w:t xml:space="preserve"> </w:t>
+      </w:r>
+      <w:r>
+        <w:rPr>
+          <w:rStyle w:val="VerbatimChar"/>
+          <w:b/>
+          <w:bCs/>
+        </w:rPr>
+        <w:t xml:space="preserve">tests/conftest.py</w:t>
+      </w:r>
+      <w:r>
+        <w:t xml:space="preserve"> </w:t>
+      </w:r>
+      <w:r>
+        <w:t xml:space="preserve">to construct</w:t>
       </w:r>
       <w:r>
         <w:t xml:space="preserve"> </w:t>
@@ -1585,7 +1722,22 @@
         <w:t xml:space="preserve"> </w:t>
       </w:r>
       <w:r>
-        <w:t xml:space="preserve">instances:</w:t>
+        <w:t xml:space="preserve">instances (v3.2 — replaces the per-module</w:t>
+      </w:r>
+      <w:r>
+        <w:t xml:space="preserve"> </w:t>
+      </w:r>
+      <w:r>
+        <w:rPr>
+          <w:rStyle w:val="VerbatimChar"/>
+        </w:rPr>
+        <w:t xml:space="preserve">_make_client()</w:t>
+      </w:r>
+      <w:r>
+        <w:t xml:space="preserve"> </w:t>
+      </w:r>
+      <w:r>
+        <w:t xml:space="preserve">copies):</w:t>
       </w:r>
     </w:p>
     <w:p>
@@ -1598,15 +1750,96 @@
       </w:pPr>
       <w:r>
         <w:rPr>
-          <w:rStyle w:val="KeywordTok"/>
-        </w:rPr>
-        <w:t xml:space="preserve">def</w:t>
+          <w:rStyle w:val="ImportTok"/>
+        </w:rPr>
+        <w:t xml:space="preserve">from</w:t>
       </w:r>
       <w:r>
         <w:rPr>
           <w:rStyle w:val="NormalTok"/>
         </w:rPr>
-        <w:t xml:space="preserve"> _make_client(token</w:t>
+        <w:t xml:space="preserve"> tests.conftest </w:t>
+      </w:r>
+      <w:r>
+        <w:rPr>
+          <w:rStyle w:val="ImportTok"/>
+        </w:rPr>
+        <w:t xml:space="preserve">import</w:t>
+      </w:r>
+      <w:r>
+        <w:rPr>
+          <w:rStyle w:val="NormalTok"/>
+        </w:rPr>
+        <w:t xml:space="preserve"> make_client</w:t>
+      </w:r>
+      <w:r>
+        <w:br/>
+      </w:r>
+      <w:r>
+        <w:br/>
+      </w:r>
+      <w:r>
+        <w:rPr>
+          <w:rStyle w:val="ControlFlowTok"/>
+        </w:rPr>
+        <w:t xml:space="preserve">with</w:t>
+      </w:r>
+      <w:r>
+        <w:rPr>
+          <w:rStyle w:val="NormalTok"/>
+        </w:rPr>
+        <w:t xml:space="preserve"> respx.mock:</w:t>
+      </w:r>
+      <w:r>
+        <w:br/>
+      </w:r>
+      <w:r>
+        <w:rPr>
+          <w:rStyle w:val="NormalTok"/>
+        </w:rPr>
+        <w:t xml:space="preserve">    ...</w:t>
+      </w:r>
+      <w:r>
+        <w:br/>
+      </w:r>
+      <w:r>
+        <w:rPr>
+          <w:rStyle w:val="NormalTok"/>
+        </w:rPr>
+        <w:t xml:space="preserve">    </w:t>
+      </w:r>
+      <w:r>
+        <w:rPr>
+          <w:rStyle w:val="ControlFlowTok"/>
+        </w:rPr>
+        <w:t xml:space="preserve">with</w:t>
+      </w:r>
+      <w:r>
+        <w:rPr>
+          <w:rStyle w:val="NormalTok"/>
+        </w:rPr>
+        <w:t xml:space="preserve"> make_client() </w:t>
+      </w:r>
+      <w:r>
+        <w:rPr>
+          <w:rStyle w:val="ImportTok"/>
+        </w:rPr>
+        <w:t xml:space="preserve">as</w:t>
+      </w:r>
+      <w:r>
+        <w:rPr>
+          <w:rStyle w:val="NormalTok"/>
+        </w:rPr>
+        <w:t xml:space="preserve"> client:</w:t>
+      </w:r>
+      <w:r>
+        <w:br/>
+      </w:r>
+      <w:r>
+        <w:rPr>
+          <w:rStyle w:val="NormalTok"/>
+        </w:rPr>
+        <w:t xml:space="preserve">        result </w:t>
       </w:r>
       <w:r>
         <w:rPr>
@@ -1616,198 +1849,9 @@
       </w:r>
       <w:r>
         <w:rPr>
-          <w:rStyle w:val="VariableTok"/>
-        </w:rPr>
-        <w:t xml:space="preserve">None</w:t>
-      </w:r>
-      <w:r>
-        <w:rPr>
           <w:rStyle w:val="NormalTok"/>
         </w:rPr>
-        <w:t xml:space="preserve">) </w:t>
-      </w:r>
-      <w:r>
-        <w:rPr>
-          <w:rStyle w:val="OperatorTok"/>
-        </w:rPr>
-        <w:t xml:space="preserve">-&gt;</w:t>
-      </w:r>
-      <w:r>
-        <w:rPr>
-          <w:rStyle w:val="NormalTok"/>
-        </w:rPr>
-        <w:t xml:space="preserve"> APIClient:</w:t>
-      </w:r>
-      <w:r>
-        <w:br/>
-      </w:r>
-      <w:r>
-        <w:rPr>
-          <w:rStyle w:val="NormalTok"/>
-        </w:rPr>
-        <w:t xml:space="preserve">    token </w:t>
-      </w:r>
-      <w:r>
-        <w:rPr>
-          <w:rStyle w:val="OperatorTok"/>
-        </w:rPr>
-        <w:t xml:space="preserve">=</w:t>
-      </w:r>
-      <w:r>
-        <w:rPr>
-          <w:rStyle w:val="NormalTok"/>
-        </w:rPr>
-        <w:t xml:space="preserve"> token </w:t>
-      </w:r>
-      <w:r>
-        <w:rPr>
-          <w:rStyle w:val="KeywordTok"/>
-        </w:rPr>
-        <w:t xml:space="preserve">or</w:t>
-      </w:r>
-      <w:r>
-        <w:rPr>
-          <w:rStyle w:val="NormalTok"/>
-        </w:rPr>
-        <w:t xml:space="preserve"> AuthToken(</w:t>
-      </w:r>
-      <w:r>
-        <w:br/>
-      </w:r>
-      <w:r>
-        <w:rPr>
-          <w:rStyle w:val="NormalTok"/>
-        </w:rPr>
-        <w:t xml:space="preserve">        access_token</w:t>
-      </w:r>
-      <w:r>
-        <w:rPr>
-          <w:rStyle w:val="OperatorTok"/>
-        </w:rPr>
-        <w:t xml:space="preserve">=</w:t>
-      </w:r>
-      <w:r>
-        <w:rPr>
-          <w:rStyle w:val="StringTok"/>
-        </w:rPr>
-        <w:t xml:space="preserve">"test-token"</w:t>
-      </w:r>
-      <w:r>
-        <w:rPr>
-          <w:rStyle w:val="NormalTok"/>
-        </w:rPr>
-        <w:t xml:space="preserve">,</w:t>
-      </w:r>
-      <w:r>
-        <w:br/>
-      </w:r>
-      <w:r>
-        <w:rPr>
-          <w:rStyle w:val="NormalTok"/>
-        </w:rPr>
-        <w:t xml:space="preserve">        expires_at</w:t>
-      </w:r>
-      <w:r>
-        <w:rPr>
-          <w:rStyle w:val="OperatorTok"/>
-        </w:rPr>
-        <w:t xml:space="preserve">=</w:t>
-      </w:r>
-      <w:r>
-        <w:rPr>
-          <w:rStyle w:val="NormalTok"/>
-        </w:rPr>
-        <w:t xml:space="preserve">datetime.now(UTC) </w:t>
-      </w:r>
-      <w:r>
-        <w:rPr>
-          <w:rStyle w:val="OperatorTok"/>
-        </w:rPr>
-        <w:t xml:space="preserve">+</w:t>
-      </w:r>
-      <w:r>
-        <w:rPr>
-          <w:rStyle w:val="NormalTok"/>
-        </w:rPr>
-        <w:t xml:space="preserve"> timedelta(hours</w:t>
-      </w:r>
-      <w:r>
-        <w:rPr>
-          <w:rStyle w:val="OperatorTok"/>
-        </w:rPr>
-        <w:t xml:space="preserve">=</w:t>
-      </w:r>
-      <w:r>
-        <w:rPr>
-          <w:rStyle w:val="DecValTok"/>
-        </w:rPr>
-        <w:t xml:space="preserve">1</w:t>
-      </w:r>
-      <w:r>
-        <w:rPr>
-          <w:rStyle w:val="NormalTok"/>
-        </w:rPr>
-        <w:t xml:space="preserve">),</w:t>
-      </w:r>
-      <w:r>
-        <w:br/>
-      </w:r>
-      <w:r>
-        <w:rPr>
-          <w:rStyle w:val="NormalTok"/>
-        </w:rPr>
-        <w:t xml:space="preserve">    )</w:t>
-      </w:r>
-      <w:r>
-        <w:br/>
-      </w:r>
-      <w:r>
-        <w:rPr>
-          <w:rStyle w:val="NormalTok"/>
-        </w:rPr>
-        <w:t xml:space="preserve">    </w:t>
-      </w:r>
-      <w:r>
-        <w:rPr>
-          <w:rStyle w:val="ControlFlowTok"/>
-        </w:rPr>
-        <w:t xml:space="preserve">return</w:t>
-      </w:r>
-      <w:r>
-        <w:rPr>
-          <w:rStyle w:val="NormalTok"/>
-        </w:rPr>
-        <w:t xml:space="preserve"> APIClient(base_url</w:t>
-      </w:r>
-      <w:r>
-        <w:rPr>
-          <w:rStyle w:val="OperatorTok"/>
-        </w:rPr>
-        <w:t xml:space="preserve">=</w:t>
-      </w:r>
-      <w:r>
-        <w:rPr>
-          <w:rStyle w:val="StringTok"/>
-        </w:rPr>
-        <w:t xml:space="preserve">"https://api.anaplan.com"</w:t>
-      </w:r>
-      <w:r>
-        <w:rPr>
-          <w:rStyle w:val="NormalTok"/>
-        </w:rPr>
-        <w:t xml:space="preserve">, token</w:t>
-      </w:r>
-      <w:r>
-        <w:rPr>
-          <w:rStyle w:val="OperatorTok"/>
-        </w:rPr>
-        <w:t xml:space="preserve">=</w:t>
-      </w:r>
-      <w:r>
-        <w:rPr>
-          <w:rStyle w:val="NormalTok"/>
-        </w:rPr>
-        <w:t xml:space="preserve">token)</w:t>
+        <w:t xml:space="preserve"> some_api_call(client, ...)</w:t>
       </w:r>
     </w:p>
     <w:p>

--- a/docs/developer-guide.docx
+++ b/docs/developer-guide.docx
@@ -126,7 +126,7 @@
               <w:pStyle w:val="Compact"/>
             </w:pPr>
             <w:r>
-              <w:t xml:space="preserve">Linux or macOS</w:t>
+              <w:t xml:space="preserve">Linux, macOS, or Windows</w:t>
             </w:r>
           </w:p>
         </w:tc>
@@ -1073,6 +1073,9 @@
               <w:pStyle w:val="Compact"/>
             </w:pPr>
             <w:r>
+              <w:t xml:space="preserve">Run-lock acquisition (</w:t>
+            </w:r>
+            <w:r>
               <w:rPr>
                 <w:rStyle w:val="VerbatimChar"/>
               </w:rPr>
@@ -1082,7 +1085,19 @@
               <w:t xml:space="preserve"> </w:t>
             </w:r>
             <w:r>
-              <w:t xml:space="preserve">acquisition, exit code 7 on conflict</w:t>
+              <w:t xml:space="preserve">/</w:t>
+            </w:r>
+            <w:r>
+              <w:t xml:space="preserve"> </w:t>
+            </w:r>
+            <w:r>
+              <w:rPr>
+                <w:rStyle w:val="VerbatimChar"/>
+              </w:rPr>
+              <w:t xml:space="preserve">msvcrt.locking</w:t>
+            </w:r>
+            <w:r>
+              <w:t xml:space="preserve">), exit code 7 on conflict — platform-neutral, runs on the Windows CI job too</w:t>
             </w:r>
           </w:p>
         </w:tc>
